--- a/example_articles/countries/China/2.countries_China_New_York_Times.docx
+++ b/example_articles/countries/China/2.countries_China_New_York_Times.docx
@@ -29,17 +29,17 @@
     </w:p>
     <w:p>
       <w:r>
-        <w:t>Source File: NYT/44.DOCX</w:t>
+        <w:t>Source file: NYT/44.DOCX</w:t>
       </w:r>
     </w:p>
     <w:p>
       <w:r>
-        <w:t>Raw locations result: ['China']</w:t>
+        <w:t>Raw locations result, 'locations': ['China']</w:t>
       </w:r>
     </w:p>
     <w:p>
       <w:r>
-        <w:t>countries_stand_flat (Standardized): China</w:t>
+        <w:t>Standardized locations result, 'countries_stand_flat': China</w:t>
       </w:r>
     </w:p>
     <w:p>

--- a/example_articles/countries/China/2.countries_China_New_York_Times.docx
+++ b/example_articles/countries/China/2.countries_China_New_York_Times.docx
@@ -7,9 +7,7 @@
         <w:pStyle w:val="Heading1"/>
       </w:pPr>
       <w:r>
-        <w:t>FILM VIEW;</w:t>
-        <w:br/>
-        <w:t>'Homicide': The Victims Abound</w:t>
+        <w:t>Capitalism Thins the Ranks of China's Rulers</w:t>
       </w:r>
     </w:p>
     <w:p>
@@ -19,17 +17,17 @@
     </w:p>
     <w:p>
       <w:r>
-        <w:t>Date: 1991-10-20</w:t>
+        <w:t>Date: 1992-11-10</w:t>
       </w:r>
     </w:p>
     <w:p>
       <w:r>
-        <w:t>Section: Section 2;; Section 2; Page 17; Column 5; Arts &amp; Leisure Desk; Column 5;; Review</w:t>
+        <w:t>Section: Section A;; Section A; Page 22; Column 4; Editorial Desk; Column 4;; Letter</w:t>
       </w:r>
     </w:p>
     <w:p>
       <w:r>
-        <w:t>Source file: NYT/44.DOCX</w:t>
+        <w:t>Source file: NYT/28.DOCX</w:t>
       </w:r>
     </w:p>
     <w:p>
@@ -51,49 +49,25 @@
     </w:p>
     <w:p>
       <w:r>
-        <w:t>A man who has just been arrested for killing his wife and children speaks from his jail cell, his calm, polite tone coming from the depths of his craziness. "Maybe someday I could tell you the nature of evil," he offers a detective named Bobby Gold. "Would you like to know the nature of evil?"</w:t>
+        <w:t>To the Editor:</w:t>
         <w:br/>
-        <w:t>"No, man," Gold says, " 'cause then I'd be out of a job."</w:t>
+        <w:t>A careful study of the complete roster of the newly elected Central Committee of the Chinese Communist Party at its 14th Congress (front page, Oct. 20) shows a startling fact: few of the "princes" -- the children of China's top leaders -- are on the list, not even, widely expected as shoo-ins, Chen Yuan, the son of Chen Yun; Deng Nan, the daughter of Deng Xiaoping, and Wang Jun, the son of Gen. Wang Zhen.</w:t>
         <w:br/>
-        <w:t>He doesn't have to worry. In the America of David Mamet's "Homicide" there is plenty of evil to go around.</w:t>
+        <w:t>To Beijing insiders, this has not been surprising since the news that Bo Xicheng has stepped down as head of China's National Tourism Administration to go into private enterprise. As the son of Bo Yibo, another octogenarian leader, Bo Xicheng has found it more profitable to be in business than in government, despite all the perquisites of the chief of a national travel agency. Therein lies the conventional wisdom among the princes: use family influence and official connections to engage in a business sure to succeed. This is known, among cynical commoners, as "guandao" (fallen officials).</w:t>
         <w:br/>
-        <w:t>Gold, played with brilliant ease by Joe Mantegna, thought he could define himself by his working-class roots and his fraternity of cops rather than his Jewishness. He learns that only a slap-happy fool believes in the myth of the melting pot. In this generic American city, blacks and Jews trade ethnic slurs, and a Jewish terrorist network combats rampant neo-Nazism.</w:t>
+        <w:t>With official salaries a pittance next to the money a business blessed with official links can make, many officeholders such as Bo Xicheng are having second thoughts about their jobs. To give up an office to join the venture of getting rich is known as "xiahai" (jump into the sea).</w:t>
         <w:br/>
-        <w:t>It is part of Mr. Mamet's huge ambition that he uses a pop genre to delve into these volatile, serious issues. On the most superficial level, "Homicide" is a buddy-cop-murder-mystery movie. But while Gold investigates a Jewish woman's murder, he confronts the deeper meaning of his own identity. And deeper still is the film's harsh, revisionist view of America as a land of ethnic hatred.</w:t>
+        <w:t>A new class of capitalists, nursed by nepotism and stained by corruption, is being born under China's peculiar brand of socialism.</w:t>
         <w:br/>
-        <w:t>Artistically, this creates a risky, often dazzling blend of form and subject. Like Gold, "Homicide" is both Jewish in its personal concerns and a distinct American type. And Mr. Mamet has matured greatly as a director by realizing that genre films, products of American pop culture, can speak deeply and directly to that culture's problems.</w:t>
+        <w:t>Even "Chinese Communism's Secret Aim: Capitalism" (front page, Oct. 19) states, "It is difficult to find any Chinese official or Communist Party member who believes in Communism or socialism."</w:t>
         <w:br/>
-        <w:t>Of course, "Homicide" also speaks the stylized language of all David Mamet works. The exchange about evil is not common in life or movies. It is typical of plays like "Glengarry Glen Ross" and Mr. Mamet's previous films, "House of Games" (1987) and "Things Change" (1988).</w:t>
-        <w:br/>
-        <w:t>His dialogue, delivered relentlessly, is full of repetitions, bluntness and wit. It suits the hermetic Mamet world, which doesn't act like life but like an artificial variation on it.</w:t>
-        <w:br/>
-        <w:t>In his earlier films, this approach created clever puzzles with neatly wrought endings. "Homicide" is not so perfectly wrought, but it captures urban grime, class distinctions and self-delusion more strongly. It falls apart only when Mr. Mamet retreats to a stylized motivation for his hero.</w:t>
-        <w:br/>
-        <w:t>Like all good Americans, Gold believes in assimilation. Early in the film, a black city official calls Gold a disparaging ethnic name, which in turn makes Gold's Irish partner use a homosexual epithet on the black man. Gold, isolated within his community of cops, has spent a lifetime turning his back on such warning signals.</w:t>
-        <w:br/>
-        <w:t>Yet when he stumbles onto the scene of the Jewish woman's murder, ethnic divisiveness is all around him. The woman owned a candy store in a once-white neighborhood that has since become black. Neighbors crowd around the scene, saying with great assurance that someone killed the old lady for the fortune hidden in her basement.</w:t>
-        <w:br/>
-        <w:t>When the woman's son arrives, he turns out to be a prosperous doctor, who says, "It never stops, does it?"</w:t>
-        <w:br/>
-        <w:t>"What never stops?" asks Gold, and the doctor's daughter answers, "Against the Jews." Gold thinks this is paranoid. In the same way that he blocks out racial slurs among his colleagues, he ignores the black neighbors' stereotypes of the rich Jews. What's more, he resents the rich Jews, too.</w:t>
-        <w:br/>
-        <w:t>Here, just when it seems that "Homicide" is about to explore black-Jewish tensions, the film twists in a different, equally unsettling direction. When the dead woman's son requests that Gold handle the murder investigation, his boss says, "The doctor wants you. You're his people." Gold answers, "I'm his people? I thought I was your people." He thinks he has nothing in common with these wealthy Jews who can pull strings. Some people would call him a cynic for believing that America is based only on money and class; Mr. Mamet goes on to show how naive Gold is.</w:t>
-        <w:br/>
-        <w:t>Reluctantly, he realizes that it never has stopped against the Jews. The old woman's family is connected to a terrorist group that fights neo-Nazism. This is the most controversial element of the film, which sets up the terrorists as heroes. But Mr. Mamet justifies his attitude by demonstrating that the Jews are not paranoid; they have lethal enemies. Hateful fliers have turned up in the neighborhood showing a huge rat wearing a yarmulke. "Crime is caused by the ghetto," it reads. "The ghetto is caused by the Jew."</w:t>
-        <w:br/>
-        <w:t>Such bigotry is the least of the shocks to Gold's willful ignorance. While "Homicide" is trailing a murderer and then uncovering an anti-Semitic conspiracy, Mr. Mamet is also confronting American ethnic hatred.</w:t>
-        <w:br/>
-        <w:t>Just where "Homicide" should be strongest, though, it turns weak. Abruptly, in a coffee-shop conversation, Gold admits he has always felt like an outsider. Now, he realizes that the Jews are his people after all. This is an epiphany willed by the writer rather than experienced by the character, and it makes the film murkier than it should have been. But Mr. Mamet succeeds in pointing out, quite emphatically when the murderer is revealed, that ethnic hatreds are not all the same and not all connected.</w:t>
-        <w:br/>
-        <w:t>When the man who offered to explain evil walks by at the end of "Homicide," he is silent. Mr. Mamet has already shown the nature of evil and transformed a cop movie into a disturbing statement about American life.</w:t>
-        <w:br/>
-        <w:br/>
-        <w:t>Graphic</w:t>
-        <w:br/>
+        <w:t>Your Oct. 19 report on the shakeup in the Central Committee quotes one Chinese intellectual as saying, "but it's still the Central Committee of the Communist Party, which after all represents the working class." Does it really?</w:t>
         <w:br/>
         <w:t xml:space="preserve"> </w:t>
         <w:br/>
-        <w:t>Photo: Joe Mantegna as Bobby Gold, the Jewish detective (Triumph Releasing)</w:t>
+        <w:t>TIMOTHY TUNG</w:t>
+        <w:br/>
+        <w:t>New York, Oct. 27, 1992</w:t>
       </w:r>
     </w:p>
     <w:sectPr>

--- a/example_articles/countries/China/2.countries_China_New_York_Times.docx
+++ b/example_articles/countries/China/2.countries_China_New_York_Times.docx
@@ -7,7 +7,7 @@
         <w:pStyle w:val="Heading1"/>
       </w:pPr>
       <w:r>
-        <w:t>Capitalism Thins the Ranks of China's Rulers</w:t>
+        <w:t>In China, Pajamas Are Not Just for Bedtime</w:t>
       </w:r>
     </w:p>
     <w:p>
@@ -17,17 +17,17 @@
     </w:p>
     <w:p>
       <w:r>
-        <w:t>Date: 1992-11-10</w:t>
+        <w:t>Date: 2010-05-23</w:t>
       </w:r>
     </w:p>
     <w:p>
       <w:r>
-        <w:t>Section: Section A;; Section A; Page 22; Column 4; Editorial Desk; Column 4;; Letter</w:t>
+        <w:t>Section: Section WK; Column 0; Editorial Desk; Pg. 7; LETTERS</w:t>
       </w:r>
     </w:p>
     <w:p>
       <w:r>
-        <w:t>Source file: NYT/28.DOCX</w:t>
+        <w:t>Source file: NYT/22.DOCX</w:t>
       </w:r>
     </w:p>
     <w:p>
@@ -51,23 +51,42 @@
       <w:r>
         <w:t>To the Editor:</w:t>
         <w:br/>
-        <w:t>A careful study of the complete roster of the newly elected Central Committee of the Chinese Communist Party at its 14th Congress (front page, Oct. 20) shows a startling fact: few of the "princes" -- the children of China's top leaders -- are on the list, not even, widely expected as shoo-ins, Chen Yuan, the son of Chen Yun; Deng Nan, the daughter of Deng Xiaoping, and Wang Jun, the son of Gen. Wang Zhen.</w:t>
+        <w:t xml:space="preserve">  Re ''The Pajama Game Closes in Shanghai,'' by Gao Yubing (Op-Ed, May 17):</w:t>
         <w:br/>
-        <w:t>To Beijing insiders, this has not been surprising since the news that Bo Xicheng has stepped down as head of China's National Tourism Administration to go into private enterprise. As the son of Bo Yibo, another octogenarian leader, Bo Xicheng has found it more profitable to be in business than in government, despite all the perquisites of the chief of a national travel agency. Therein lies the conventional wisdom among the princes: use family influence and official connections to engage in a business sure to succeed. This is known, among cynical commoners, as "guandao" (fallen officials).</w:t>
+        <w:t xml:space="preserve">  For an old man like me in my 80s, I can attest that in the old China, ''pajamas'' were not pajamas but actual daily wear among most Chinese, especially among farmers in the country and blue-collar workers in cities. They were cheap, comfortable and convenient. It was journalists from the West who began to call common people's daily wear ''pajamas'' -- because they did look like pajamas.</w:t>
         <w:br/>
-        <w:t>With official salaries a pittance next to the money a business blessed with official links can make, many officeholders such as Bo Xicheng are having second thoughts about their jobs. To give up an office to join the venture of getting rich is known as "xiahai" (jump into the sea).</w:t>
+        <w:t xml:space="preserve">  In the old days, Chinese often felt insulted when Hollywood movies began to identify Chinese with women's bound feet, men's pigtails, opium and now pajamas. Even today many Chinese are sensitive about these misconceptions among Westerners. Beijing leaders are perhaps more so -- thus a ban on ''pajamas'' in public, if only to avoid foreigners' curiosity while visiting the 2010 World Expo in Shanghai.</w:t>
         <w:br/>
-        <w:t>A new class of capitalists, nursed by nepotism and stained by corruption, is being born under China's peculiar brand of socialism.</w:t>
+        <w:t xml:space="preserve">  Believe me, today in China, relatively few can afford to wear real silk pajamas in public, if only to show off their wealth.</w:t>
         <w:br/>
-        <w:t>Even "Chinese Communism's Secret Aim: Capitalism" (front page, Oct. 19) states, "It is difficult to find any Chinese official or Communist Party member who believes in Communism or socialism."</w:t>
+        <w:t xml:space="preserve">  Timothy Tung New York, May 17, 2010</w:t>
         <w:br/>
-        <w:t>Your Oct. 19 report on the shakeup in the Central Committee quotes one Chinese intellectual as saying, "but it's still the Central Committee of the Communist Party, which after all represents the working class." Does it really?</w:t>
+        <w:t xml:space="preserve">  To the Editor:</w:t>
         <w:br/>
-        <w:t xml:space="preserve"> </w:t>
+        <w:t xml:space="preserve">  I read ''The Pajama Game Closes in Shanghai'' with great amusement.</w:t>
         <w:br/>
-        <w:t>TIMOTHY TUNG</w:t>
+        <w:t xml:space="preserve">  My Chinese uncle pointed scornfully at the Shanghainese wearing their pajamas as daywear when I last visited Shanghai in 2001. I viewed the colorful attire as a remarkable change from the drab Mao suits that I remembered from my earlier trips to China.</w:t>
         <w:br/>
-        <w:t>New York, Oct. 27, 1992</w:t>
+        <w:t xml:space="preserve">  Gao Yubing points out the practical reasons for wearing pajamas, which are indeed modest, and reminds us that they are worn in a different context than in the West.</w:t>
+        <w:br/>
+        <w:t xml:space="preserve">  When I returned home to Boston, I realized that Americans were sporting the same daywear. College students seem to have no qualms about wearing their pajamas in public. The American students tend to be a bit messier; they don't wear matching tops and bottoms. But the baggy flannel outfits are clearly pajamas.</w:t>
+        <w:br/>
+        <w:t xml:space="preserve">  Pamela R. Chang Boston, May 17, 2010</w:t>
+        <w:br/>
+        <w:t xml:space="preserve">  To the Editor:</w:t>
+        <w:br/>
+        <w:t xml:space="preserve">  I'd like to make two points about wearing pajamas in public:</w:t>
+        <w:br/>
+        <w:t xml:space="preserve">  It's a status symbol. Wearing pajamas is a sign that you don't have to work.</w:t>
+        <w:br/>
+        <w:t xml:space="preserve">  The pajamas worn on the street are not the pajamas used for sleeping (in which case they'd be all wrinkled).</w:t>
+        <w:br/>
+        <w:t xml:space="preserve">  As far as the ban goes, it certainly hasn't extended to my working-class Chinese neighborhood, where foreigners here for the Expo are unlikely to venture.</w:t>
+        <w:br/>
+        <w:t xml:space="preserve">  Thomas Caron Shanghai, May 17, 2010</w:t>
+        <w:br/>
+        <w:br/>
+        <w:t>http://www.nytimes.com</w:t>
       </w:r>
     </w:p>
     <w:sectPr>

--- a/example_articles/countries/China/2.countries_China_New_York_Times.docx
+++ b/example_articles/countries/China/2.countries_China_New_York_Times.docx
@@ -7,7 +7,7 @@
         <w:pStyle w:val="Heading1"/>
       </w:pPr>
       <w:r>
-        <w:t>In China, Pajamas Are Not Just for Bedtime</w:t>
+        <w:t>Beijing; The Walls Come Tumbling Down</w:t>
       </w:r>
     </w:p>
     <w:p>
@@ -17,17 +17,17 @@
     </w:p>
     <w:p>
       <w:r>
-        <w:t>Date: 2010-05-23</w:t>
+        <w:t>Date: 2003-11-16</w:t>
       </w:r>
     </w:p>
     <w:p>
       <w:r>
-        <w:t>Section: Section WK; Column 0; Editorial Desk; Pg. 7; LETTERS</w:t>
+        <w:t>Section: Section 6; Part 2; Column 1; Sophisticated Traveler Magazine; Pg. 46</w:t>
       </w:r>
     </w:p>
     <w:p>
       <w:r>
-        <w:t>Source file: NYT/22.DOCX</w:t>
+        <w:t>Source file: NYT/54.DOCX</w:t>
       </w:r>
     </w:p>
     <w:p>
@@ -49,44 +49,60 @@
     </w:p>
     <w:p>
       <w:r>
-        <w:t>To the Editor:</w:t>
+        <w:t>'You have to understand. Beijing was wonderful during SARS," said Jeremy Wingfield, the manager of the CourtYard Gallery. "Romantic, beautiful. The sky was clear, for once. Everything shut down. There was no smog or dust or traffic jams. No tourists. No cars." He looked at me closely, to make sure I was the sort of American who understood that, of course, he also knew that SARS was a terrible plague that killed people. But it was important nonetheless to acknowledge the marvel of the moment when Beijing stopped. "One day they announced SARS was over," he said, almost wistfully. "And it was as if nothing had ever happened."</w:t>
         <w:br/>
-        <w:t xml:space="preserve">  Re ''The Pajama Game Closes in Shanghai,'' by Gao Yubing (Op-Ed, May 17):</w:t>
+        <w:t xml:space="preserve">     Serendipity took me to the city twice this year, once last spring when SARS was just emerging in public and then again this fall. Most people described its impact in the same terms Jeremy did -- as a surreal interlude. The authorities responded in the traditional way of Beijing: They built a wall. First to conceal the virus, then to stamp it out. All of Beijing became a forbidden city closed to travelers. People withdrew behind masks and the walls of houses and apartments. After the early days of panic, however, something unexpected happened: Behind their walls the healthy began to cultivate various internal gardens. "I read books," one said with wonder. "I listened to music." It was a parenthesis in time, strange and unlikely because building walls is no longer the business of Beijing. Tearing them down is. </w:t>
         <w:br/>
-        <w:t xml:space="preserve">  For an old man like me in my 80s, I can attest that in the old China, ''pajamas'' were not pajamas but actual daily wear among most Chinese, especially among farmers in the country and blue-collar workers in cities. They were cheap, comfortable and convenient. It was journalists from the West who began to call common people's daily wear ''pajamas'' -- because they did look like pajamas.</w:t>
+        <w:t xml:space="preserve"> Beijing is a city that wants to forget: the only important new wall being built is that between the past and the present. You cannot go to Beijing in search of some pristine encounter with history. You go to see a city in vital and vulgar flux, in the throes of what the Viennese economist Joseph Schumpeter famously called the "creative destruction" of capitalism, its people and tourists intoxicated by consumer goods, lucre, glitter and glitz. Old China -- the land of the emperors, including the emperor called Mao -- seems an afterthought. The pressure of the contemporary is just too powerful. Beijing scrambles the like and unlike, the old and new. Broad avenues sit where city walls once were. Traditional hutongs are being razed, opening up grand new spaces, upon which modern buildings rise. The removal of walls gives the city a kind of jack-in-the box explosiveness and the liberating, but also disorienting, sensation of there being no more boundaries.</w:t>
         <w:br/>
-        <w:t xml:space="preserve">  In the old days, Chinese often felt insulted when Hollywood movies began to identify Chinese with women's bound feet, men's pigtails, opium and now pajamas. Even today many Chinese are sensitive about these misconceptions among Westerners. Beijing leaders are perhaps more so -- thus a ban on ''pajamas'' in public, if only to avoid foreigners' curiosity while visiting the 2010 World Expo in Shanghai.</w:t>
+        <w:t>The reigning style is pastiche. Anything can mix and match. Foreign brand names are preferred to the indigenously Chinese, unless by indigenously Chinese you mean knockoffs. (There's more "Burberry" in China than wool in New Zealand.) Western tourists relish the city partly because, if things threaten to become too Chinese, there's always a Starbucks nearby. Although tourism fell to almost nothing during the actual epidemic -- the Xinhua news agency reported in August that the number of overseas visitors dropped 50 percent for the full first half of the year -- foreigners are back again, once more part of the city's collage. At night the new high-rises twinkle as if every day were Christmas.</w:t>
         <w:br/>
-        <w:t xml:space="preserve">  Believe me, today in China, relatively few can afford to wear real silk pajamas in public, if only to show off their wealth.</w:t>
+        <w:t>There can be a madcap joy -- sometimes innocent, sometimes clever -- in playing with pastiche and artifice. I stayed at a hotel designed around a huge atrium that contained plastic palm trees, statues of naked nymphs in classical Greek style and a white grand piano surrounded by pineapple lanterns. A Chinese woman sang Italian arias there. You could order a Manhattan.</w:t>
         <w:br/>
-        <w:t xml:space="preserve">  Timothy Tung New York, May 17, 2010</w:t>
+        <w:t>Beijing has always been eccentric, unnatural and artificial. It did not develop in the way most human settlements did, with a lively market at its heart. The center of Beijing was instead a walled-off place where people could not go, the Forbidden City of the emperor. Mao added Tiananmen Square, the showplace of the revolution, where public behavior became as ritualized in its way as in the Forbidden City. In Beijing, there was a divine scale and a higgledy-piggledy scale -- the vast space of the Leader and the gray honeycomb maze of walls, rooms and streets where the people lived, called the hutongs.</w:t>
         <w:br/>
-        <w:t xml:space="preserve">  To the Editor:</w:t>
+        <w:t>Like most travelers, I went first to the Forbidden City and Tiananmen Square. I was unprepared not only for their scale, but also for their strange relationship. The revolutionary square is the existential reflection of the Forbidden City. How were the Communists, once they came to power in 1949, to match the elaborate scale of the Forbidden City? How were they to remove the crushing weight of Chinese history? By applying the great eraser that created Tiananmen Square.</w:t>
         <w:br/>
-        <w:t xml:space="preserve">  I read ''The Pajama Game Closes in Shanghai'' with great amusement.</w:t>
+        <w:t>Laid out in the early 15th century, the Forbidden City unfolds powerfully in courtyard after courtyard, as if the power of the emperor himself could never quite be reached. It is magnificent -- but oppressive. The spaces press you down rather than lift you up. I wasn't really happy until I came to a garden of grottoes, pavilions and shapely rocks and trees. Here, perhaps, the emperor could escape from himself. The garden contained some wonderful signs in English. One identified an artificial mountain with a temple on top as the "Hill of Piled Excellence." Not far away was a sign that in the United States would have said, "Do Not Touch." Here, it read, "A single act of carelessness leads to the eternal loss of beauty."</w:t>
         <w:br/>
-        <w:t xml:space="preserve">  My Chinese uncle pointed scornfully at the Shanghainese wearing their pajamas as daywear when I last visited Shanghai in 2001. I viewed the colorful attire as a remarkable change from the drab Mao suits that I remembered from my earlier trips to China.</w:t>
+        <w:t>I wandered onto the empty endlessness that is Tiananmen Square. In my mind's eye, I imagined it seething with Red Guards as Mao reviewed the tanks, rockets and troops. Or filling with the demonstrators who built "Democracy Wall" -- how typical of Beijing that oxymoron is. But now it looked like a dead space, except for the aimless zigzagging of kites and tourists. Its major buildings -- Mao's mausoleum at one end and to either side the Soviet-era Great Hall of the People and the National Museum of Chinese History and the National Museum of the Chinese Revolution -- are pompous boilerplate.</w:t>
         <w:br/>
-        <w:t xml:space="preserve">  Gao Yubing points out the practical reasons for wearing pajamas, which are indeed modest, and reminds us that they are worn in a different context than in the West.</w:t>
+        <w:t>The vitality of the city no longer concentrates at its center, but shoots out in glittery sparks to the periphery. From Tiananmen Square, I took a taxi down Changan Avenue to the boomtown capital, the district of hotels, condos, office blocks, embassies and huge shopping malls. "I went away for a while," a Chinese woman told me, "and when I came back I didn't recognize where I'd lived for years." Cranes rise everywhere. Many of the buildings brag of affluence with silly pillars and golden surfaces and pretentious names like "Fifth Avenue." Is Donald Trump the city's architectural adviser? The beautiful bicycle swarms of Beijing are beginning to diminish, owing to the exponential increase in automobile traffic. Shopping malls are everywhere, usually organized around brand names. The Chinese craze for labels, even when ironic, is peculiarly passionate. Perhaps it comes from being confined for so long to one designer, Mao. Better architecture will come to Beijing -- if only because the Chinese are beginning to regard architects, too, as brand names. If other cities have a Gehry and a Koolhaas, so must the capital of China. In the atrium of a Xidan mall last spring, I saw a cheap golden pillar or trunk that rose several stories. From it angled -- goofily -- dozens of plastic suitcases that held green apples or flowers. It was almost Edenic: a capitalist garden without a snake. Let a hundred designers bloom!</w:t>
         <w:br/>
-        <w:t xml:space="preserve">  When I returned home to Boston, I realized that Americans were sporting the same daywear. College students seem to have no qualms about wearing their pajamas in public. The American students tend to be a bit messier; they don't wear matching tops and bottoms. But the baggy flannel outfits are clearly pajamas.</w:t>
+        <w:t>Occasionally, weary of the lights, i sought out unmoneyed Beijing. Before the fairy dust of capitalism, the dominant color of the city was a dour gray that sucked the light out of the air -- an extraordinary gray that was not itself beautiful, but beautifully set off the lacquer reds of palaces and temples. That gray still suffuses the ground-hugging hutongs that provide such a contrast in scale to both imperial and consumer culture. Even the bicycles -there seem to be no new bicycles in Beijing -- reflect this ancient hue.</w:t>
         <w:br/>
-        <w:t xml:space="preserve">  Pamela R. Chang Boston, May 17, 2010</w:t>
+        <w:t>You can take an official hutong tour, where someone will pedal you around while performing the role of colorful local Chinese man from the hutong. But it's more interesting, of course, to get lost. Houhai is an old district on a lake that's becoming a yuppie town. Bars, restaurants and tea shops glitter at night around the water. Very nice. But you need walk only a few minutes down an alley into the hutong -- and then turn a corner and turn a corner and turn a corner -- and you will be lost in old Beijing. A woman washes her hair in a pail. Old men play games outside doors. A street vendor sells five or six pieces of fruit. Only by taking this kind of walk will you see that the new China is still only skin-deep. Once, deeply lost, I walked into a local restaurant -- and every chopstick stopped. Even in Beijing.</w:t>
         <w:br/>
-        <w:t xml:space="preserve">  To the Editor:</w:t>
+        <w:t>One morning I went looking for Mao. His portrait still hangs in Tiananmen Square, but he is otherwise hard to find. His mausoleum is often closed. In crowded bookstores, I could not locate a new copy of the little red book. (The Chinese now buy other kinds of self-help books, including one by Dale Carnegie.) The National Museum of the Chinese Revolution on Tiananmen Square has been temporarily closed for a long time, presumably because no one knows how to pretzel together today's capitalism with yesterday's communism.</w:t>
         <w:br/>
-        <w:t xml:space="preserve">  I'd like to make two points about wearing pajamas in public:</w:t>
+        <w:t>Style can marginalize substance. Style can be a way to forget. It was Andy Warhol who first made Mao look stylish, in his celebrated portrait. The Chinese have taken the cue. The postmodern Mao is typically a figure to play with, which helps remove the sting from history. You can go to a restaurant that specializes in the food of the Cultural Revolution. The great Beijing flea market sells much Mao memorabilia, including old inspirational posters, caps and secondhand little red books. Much of the memorabilia is fake: the posters and little red books promising a new revolutionary man are now knockoffs distressed by workers, the better to hawk history to tourists.</w:t>
         <w:br/>
-        <w:t xml:space="preserve">  It's a status symbol. Wearing pajamas is a sign that you don't have to work.</w:t>
+        <w:t>In my search for something authentically Maoist, I made one inspired guess. What about the Military Museum of the Chinese People's Revolution? It's a run-down Stalinist palace with two large wings and a big star on top. In the museum parking lot, looking more beached than any whale, sits a passenger jet that used to transport Chinese V.I.P.'s. Inside the building, an enormous statue of the Great Helmsman welcomes visitors -- at last! -- to an exhibition filled with MIG's, machine guns, missiles and assorted weaponry. On the second floor there's an exhibit about the Korean War. In contrast to most exhibitions in Beijing, no English wall labels describe the displays. (You would hardly know the United States was involved.) As I strolled around, I kept hearing a huge roaring sound. I walked up a grand staircase, pushed back a door and came upon a vast beehive filled with booths selling amusement park games -- mostly toy guns that you shoot at cowboys or bears or, in one instance, MIG's.</w:t>
         <w:br/>
-        <w:t xml:space="preserve">  The pajamas worn on the street are not the pajamas used for sleeping (in which case they'd be all wrinkled).</w:t>
+        <w:t>On the plane, I'd read Lao She's "Camel Xiangzi," a great novel written in the 30's about the crushing life of a Beijing rickshaw driver. It was only at Lao She's hutong courtyard house -- now a dusty little museum devoted to the writer -- that I could sense the painful tremors of Chinese history. It was an unshiny place, well thumbed like an old book. I stared at his worn furniture. He loved Dickens, Mencken and American slang. As a man who wrote sympathetically about the working class, he tried hard to accommodate himself to the revolution; a photograph shows him laughing with Mao. In 1966, however, the Red Guards attacked and humiliated him, and he was either murdered or committed suicide.</w:t>
         <w:br/>
-        <w:t xml:space="preserve">  As far as the ban goes, it certainly hasn't extended to my working-class Chinese neighborhood, where foreigners here for the Expo are unlikely to venture.</w:t>
+        <w:t>Of course, I did the sights. and I had to see the wall of walls. "But don't go to Badaling," an expatriate told me. It was the worst place, he said, to see the Great Wall. Hawkers mobbed you. Tinny music rattled from loudspeakers. Tour buses belched. It was to Badaling, the expat confided -- as if nothing more need be said -- that Richard M. Nixon went in 1972 during his trip to China. It was at Badaling that the president, according to legend, observed, "This is a great wall."</w:t>
         <w:br/>
-        <w:t xml:space="preserve">  Thomas Caron Shanghai, May 17, 2010</w:t>
+        <w:t>The more he talked, the more I wanted to go to Badaling. Its ancient wall has been fully rebuilt and even improved. You could almost call it a zigzag work of modern art, by Christo perhaps. The moment I left the car, tourist shop owners were shouting "Hello! Hello!" and "Water! Water!" (One promised "Extra Special Water.") A troupe in costume loudly clanged Chinese instruments, promising a ride in a sedan chair. You can be the Emperor of the Car Park! On the actual wall, it was hard to move without interfering with someone's photograph. There were shops on the parapet, even a camel ride. In an effort to find some peace, I walked as far as I could, climbing a succession of remarkably steep steps until the way was blocked and the steps lay in ruins. I took a deep breath. I prepared my sensibility. Ahead of me, the dragon wall coiled ecstatically across the rugged hills, its artful engineering -- but someone was tapping on my shoulder. A Chinese man pointed at the sky as a Boeing 747 passed overhead. "American science," he announced. "Good!" Then he gave me a thumbs up and answered his cell phone, which was playing "Oh Susannah."</w:t>
+        <w:br/>
+        <w:t>For those who love to dream about the past, the great collection of Ming tombs outside Beijing is probably the best place to go, for even the chattering hordes of tourists cannot disturb the sublime quiet of these structures; they are so well sited under the mountains that they appear fixed for eternity. And those who love the eccentric should not miss the Dongyue or Eastern Peak Temple, a Taoist shrine in Beijing only recently opened to the public. It contains 76 rooms resembling little office-chapels, each occupied by sculptured figures who help the devout with any physical or existential problem. It is nothing less than God's bureaucracy. It includes a Department for Wandering Ghosts, a Department for Suppressing Schemes and a Flying Birds Department. In each, the figures are designed for their assigned task. Some of the least interesting figures work, not surprisingly, in the Department for Promotion of 15 Kinds of Decent Life Style.</w:t>
+        <w:br/>
+        <w:t>Although i always enjoy the monuments of the past, what inevitably moves me most during travel is the sight of an ancient place that still lives for people. In that respect, the great Lama Temple is the most stirring place in Beijing. Part of the Yellow Hat sect of Tibetan Buddhism, the temple is a beautifully composed series of courtyards thronged daily by practicing Buddhists. I went twice, startled by the devotion animating the architecture. One afternoon, I watched a woman in a slinky red dress, red boots and a knockoff Prada bag prostrate herself before each of the many Buddhas. I wondered what she'd done the night before -- and then I realized I knew what she'd done the night before. I'd seen her in a club at about 3 a.m.</w:t>
+        <w:br/>
+        <w:t>On my last day, miraculously, Mao's tomb was open. For some of the people in the short line with me -- many of them older peasants in ill-fitting suits -- Mao obviously still remained a god. In the main hall, there was a large marble statue of him sitting in an armchair in front of a dreamy Chinese landscape. The embalmed body in the crystal sarcophagus looked like it had walked over from Madame Tussaud's and lain down for a nap. As at any good museum, visitors emerged from the sanctified space into a large gift shop. I bought a Mao watch to go with my two other pop timepieces, a Betty Boop and a Bugs Bunny, and a Mao lighter that plays "The East is Red" when you lift the top. But I did not really want to end on kitsch. And so, with only a couple of hours to spare, I went to another garden.</w:t>
+        <w:br/>
+        <w:t>In Jingshan Park behind the Forbidden City, I climbed a path to what a sign calls (but no guidebook does) the Pavilion of 10,000 Springtimes. Very nice. And a lovely view, too, over the glistening tile roofs of the Forbidden City. On the way down this timely hill, another sign warned: "Look out! The slope is steep and the road is slippery." How true. I crossed the street to Beihai Park and entered the "Round City," a little fortress enclosed by a circular wall. It contains a jade urn once owned by Kublai Khan and a 10-foot-high white jade Buddha. What I most wanted to see was its 800-year-old pine tree. According to the sign, an 18th-century emperor named this tree "the Marquis of Shade." I smiled to myself. A good place to while away half an hour, writing some notes under an 800-year-old tree. China seems so much older than America; but also so much younger. What time was it? I glanced at my new Mao watch.</w:t>
         <w:br/>
         <w:br/>
         <w:t>http://www.nytimes.com</w:t>
+        <w:br/>
+        <w:br/>
+        <w:t>Graphic</w:t>
+        <w:br/>
+        <w:br/>
+        <w:t xml:space="preserve"> </w:t>
+        <w:br/>
+        <w:t>Photos: The city's central railroad station glows in the dark.; 'At night the new high-rises twinkle as if every day were Christmas'; A hostess in a Behai Park restaurant; a tour group in Tiananmen Square, united and identifiable by their red caps.; Cosmetics and an advertisement for cell phones lure shoppers on Wanfujing.; A man fishing in a moat of the Forbidden City is observed by a monk.; Monuments in a city where the new is fast replacing the old, and where glitter is at a premium.; A neon rainbow crosses Jianguomenwai, a busy commercial street; familiar golden arches gleam on Wanfujing. A Hyatt hotel is part of the Oriental Plaza development, for which an old neighborhood was razed to make room for a vast shopping, hotel and office complex. Out of scale. A poster dwarfs security guards at the entrance of the CourtYard Gallery; the city is writ small in a park near the Ming tombs. The Great Wall at Badaling. The serpentine track is a kind of amusement park ride that pulls you up to the wall.; Inspecting the merchandise (much of it apt to be fake) in a flea market.; Choreographed exercise in Jingshan Park. A statue of a military figure is one of many guarding the main sacred way at the Ming tombs. (Photographs by Peter Charlesworth/Asiaworks for The New York Times)</w:t>
       </w:r>
     </w:p>
     <w:sectPr>
